--- a/NOP_BAI_DO_AN/3_Huong_Dan_Quay_Video_Demo_3_Thanh_Vien.docx
+++ b/NOP_BAI_DO_AN/3_Huong_Dan_Quay_Video_Demo_3_Thanh_Vien.docx
@@ -34,7 +34,7 @@
       <w:r>
         <w:t>• Lời thoại giới thiệu (00:00 - 01:00):</w:t>
         <w:br/>
-        <w:t xml:space="preserve">  'Em chào Thầy! Em tên là Võ Lê Hoàng Đức, MSSV 24133013, là Trưởng nhóm (TV3) của đề tài 14: Xây dựng Website Quản lý Chuỗi Cửa hàng Sách cũ bằng Spring Boot và SQL Server. Trong đồ án này, em phụ trách thiết kế kiến trúc hệ thống, cơ sở dữ liệu 23 bảng, bảo mật Spring Security + JWT + OTP Email, tích hợp Cloudinary, phân hệ Admin &amp; Manager, cùng cấu hình DevOps Docker và CI/CD.'</w:t>
+        <w:t xml:space="preserve">  'Em chào Thầy! Em tên là Võ Lê Hoàng Đức, MSSV 24133013, là Trưởng nhóm (TV3) của đề tài 14: Xây dựng Website Quản lý Chuỗi Cửa hàng Sách cũ bằng Spring Boot và SQL Server. Trong đồ án này, em phụ trách thiết kế kiến trúc hệ thống, cơ sở dữ liệu 23 bảng, bảo mật Spring Security + JWT + OTP Email, tích hợp Cloudinary và phân hệ Admin &amp; Manager.'</w:t>
         <w:br/>
         <w:t>• Các bước thao tác trên màn hình (01:00 - 05:00):</w:t>
         <w:br/>
@@ -42,15 +42,13 @@
         <w:br/>
         <w:t xml:space="preserve">  2. Đăng nhập tài khoản Admin (admin@gmail.com / 123456) -&gt; Hệ thống tự động điều hướng vào /admin/dashboard.</w:t>
         <w:br/>
-        <w:t xml:space="preserve">  3. Trình bày Dashboard Admin: Thống kê doanh thu toàn chuỗi, chiết khấu hoa hồng sàn, nút Xuất báo cáo doanh thu ra file Excel (.xlsx).</w:t>
+        <w:t xml:space="preserve">  3. Trình bày Dashboard Admin: Thống kê doanh thu toàn chuỗi, chiết khấu hoa hồng sàn, bấm nút Xuất báo cáo doanh thu ra file Excel (.xlsx).</w:t>
         <w:br/>
         <w:t xml:space="preserve">  4. Vào Quản lý Người dùng (/admin/users): Tạo nhanh tài khoản nhân sự nội bộ, khóa/mở khóa tài khoản, phân quyền Role.</w:t>
         <w:br/>
         <w:t xml:space="preserve">  5. Vào Quản lý Danh mục (/admin/categories), Chiết khấu (/admin/commissions), Mã giảm giá (/admin/vouchers), Đơn vị vận chuyển (/admin/shipping).</w:t>
         <w:br/>
-        <w:t xml:space="preserve">  6. Đăng xuất và đăng nhập tài khoản Manager (manager@gmail.com / 123456) -&gt; Chỉ rõ sự khác biệt giữa Admin Hệ thống (toàn quyền cấu hình &amp; tài khoản) và Manager Vận hành chuỗi (giám sát đơn hàng, chi nhánh, kho sách).</w:t>
-        <w:br/>
-        <w:t xml:space="preserve">  7. Mở nhanh file Dockerfile, docker-compose.yml và GitHub Actions (.github/workflows/ci-cd.yml) để giới thiệu quy trình CI/CD tự động.</w:t>
+        <w:t xml:space="preserve">  6. Đăng xuất và đăng nhập tài khoản Manager (manager@gmail.com / 123456) -&gt; Chỉ rõ sự khác biệt giữa Admin Hệ thống và Manager Vận hành chuỗi.</w:t>
       </w:r>
     </w:p>
     <w:p>
@@ -69,17 +67,17 @@
         <w:br/>
         <w:t>• Các bước thao tác trên màn hình (05:30 - 09:30):</w:t>
         <w:br/>
-        <w:t xml:space="preserve">  1. Mở Trang chủ (/) -&gt; Giới thiệu giao diện hiện đại, danh mục sách, 93 đầu sách thật với ảnh bìa chuẩn.</w:t>
+        <w:t xml:space="preserve">  1. Mở Trang chủ (/) -&gt; Giới thiệu giao diện, danh mục sách, 93 đầu sách thật.</w:t>
         <w:br/>
-        <w:t xml:space="preserve">  2. Vào Trang Tìm kiếm &amp; Bộ lọc (/books) -&gt; Lọc sách theo Danh mục (Công nghệ thông tin), Mức giá (Dưới 150.000đ), Tình trạng sách cũ (Như mới 99%, Rất tốt 90%).</w:t>
+        <w:t xml:space="preserve">  2. Vào Trang Tìm kiếm &amp; Bộ lọc (/books) -&gt; Lọc sách theo Danh mục, Mức giá, Tình trạng sách cũ (99%, 90%, 80%).</w:t>
         <w:br/>
-        <w:t xml:space="preserve">  3. Mở góc phải dưới màn hình -&gt; Bật AI Chatbot và gõ: 'Tư vấn cho mình sách lập trình hoặc code dưới 150k' -&gt; Chatbot phân tích đúng chuyên mục CNTT và gợi ý ngay các sách lập trình kèm giá và link xem chi tiết.</w:t>
+        <w:t xml:space="preserve">  3. Mở góc phải dưới màn hình -&gt; Bật AI Chatbot và gõ: 'Tư vấn cho mình sách lập trình dưới 150k' -&gt; Chatbot gợi ý đúng các sách CNTT.</w:t>
         <w:br/>
         <w:t xml:space="preserve">  4. Đăng nhập tài khoản Khách hàng (user@gmail.com / 123456) -&gt; Xem Chi tiết sách (/books/1), bấm Yêu thích (Wishlist), Thêm vào giỏ hàng.</w:t>
         <w:br/>
-        <w:t xml:space="preserve">  5. Vào Giỏ hàng -&gt; Tiến hành Thanh toán (/checkout): Chọn địa chỉ nhận hàng, đơn vị vận chuyển, áp mã giảm giá Voucher, chọn phương thức COD hoặc VNPAY Sandbox -&gt; Đặt hàng thành công.</w:t>
+        <w:t xml:space="preserve">  5. Vào Giỏ hàng -&gt; Tiến hành Thanh toán (/checkout): Chọn địa chỉ nhận hàng, đơn vị vận chuyển, áp mã giảm giá Voucher, chọn phương thức COD hoặc VNPAY Sandbox -&gt; Đặt hàng.</w:t>
         <w:br/>
-        <w:t xml:space="preserve">  6. Vào Lịch sử đơn hàng (/orders) &amp; Hồ sơ cá nhân (/user/profile): Xem tiến trình đơn hàng, thử viết đánh giá (Review) kèm hình ảnh.</w:t>
+        <w:t xml:space="preserve">  6. Vào Lịch sử đơn hàng (/orders) &amp; Hồ sơ cá nhân (/user/profile): Xem tiến trình đơn hàng và đánh giá sản phẩm.</w:t>
       </w:r>
     </w:p>
     <w:p>
@@ -100,17 +98,13 @@
         <w:br/>
         <w:t xml:space="preserve">  1. Đăng nhập tài khoản Chủ chi nhánh (vendor@gmail.com / 123456) -&gt; Xem Dashboard doanh thu chi nhánh (/vendor/dashboard) và Hồ sơ cửa hàng (/vendor/shop/profile).</w:t>
         <w:br/>
-        <w:t xml:space="preserve">  2. Vào Quản lý Sách chi nhánh (/vendor/books) -&gt; Thêm mới 1 cuốn sách cũ, chọn tình trạng sách (99% Như mới), tải ảnh bìa qua Cloudinary, cập nhật tồn kho.</w:t>
+        <w:t xml:space="preserve">  2. Vào Quản lý Sách chi nhánh (/vendor/books) -&gt; Thêm mới 1 cuốn sách cũ, chọn tình trạng sách (99% Như mới), tải ảnh bìa qua Cloudinary.</w:t>
         <w:br/>
-        <w:t xml:space="preserve">  3. Vào Quản lý Đơn hàng chi nhánh (/vendor/orders) -&gt; Mở chi tiết đơn hàng khách vừa đặt -&gt; Xem lịch sử tiến trình đơn hàng hiển thị tiếng Việt chuẩn -&gt; Bấm chuyển trạng thái từ 'Đơn mới' sang 'Đã xác nhận' (CONFIRMED).</w:t>
+        <w:t xml:space="preserve">  3. Vào Quản lý Đơn hàng chi nhánh (/vendor/orders) -&gt; Mở chi tiết đơn hàng -&gt; Bấm chuyển trạng thái sang 'Đã xác nhận' (CONFIRMED).</w:t>
         <w:br/>
-        <w:t xml:space="preserve">  4. Mở Kênh Chat Realtime (/chat) -&gt; Nhắn tin phản hồi trực tiếp với Khách hàng qua giao thức WebSocket STOMP không cần tải lại trang.</w:t>
+        <w:t xml:space="preserve">  4. Mở Kênh Chat Realtime (/chat) -&gt; Nhắn tin trực tiếp với Khách hàng qua WebSocket STOMP.</w:t>
         <w:br/>
-        <w:t xml:space="preserve">  5. Đăng xuất và đăng nhập tài khoản Shipper (shipper@gmail.com / 123456) -&gt; Vào Kênh Giao hàng (/shipper/orders):</w:t>
-        <w:br/>
-        <w:t xml:space="preserve">     - Ở tab 'Đơn Sẵn Sàng Nhận', bấm nút 'Nhận Giao Đơn' (Claim đơn hàng).</w:t>
-        <w:br/>
-        <w:t xml:space="preserve">     - Chuyển sang tab 'Đã Lấy Hàng' -&gt; Bấm cập nhật trạng thái sang 'Đang Giao Hàng' (SHIPPING) -&gt; Sau đó bấm 'Đã Giao Thành Công' (DELIVERED) và hoàn tất thu hộ COD.</w:t>
+        <w:t xml:space="preserve">  5. Đăng xuất và đăng nhập tài khoản Shipper (shipper@gmail.com / 123456) -&gt; Vào Kênh Giao hàng (/shipper/orders): Bấm 'Nhận Giao Đơn' -&gt; Cập nhật sang 'Đang Giao Hàng' -&gt; 'Đã Giao Thành Công'.</w:t>
       </w:r>
     </w:p>
     <w:sectPr>
